--- a/docs/de_documentation.docx
+++ b/docs/de_documentation.docx
@@ -242,7 +242,13 @@
         <w:t>unapredi svaku jedinku u populaciji tako što će iskombinovati nekoliko drugih jedinki iz populaciju u skladu sa nekim zadatim jednostavnim pravilom</w:t>
       </w:r>
       <w:r>
-        <w:t xml:space="preserve">. U svojoj osnovnoj verziji algoritam ima dva parametra, i to su verovatnoća krosovera </w:t>
+        <w:t xml:space="preserve">. U svojoj osnovnoj verziji algoritam ima dva </w:t>
+      </w:r>
+      <w:r>
+        <w:t xml:space="preserve">realna </w:t>
+      </w:r>
+      <w:r>
+        <w:t xml:space="preserve">parametra, i to su verovatnoća krosovera </w:t>
       </w:r>
       <w:r>
         <w:rPr>
@@ -1365,7 +1371,25 @@
     </w:p>
     <w:p>
       <w:r>
-        <w:t xml:space="preserve">Tokom prvog koraka ne biramo tri, već četiri jedinke, i uvodimo još jedan parametar </w:t>
+        <w:t>Tokom prvog koraka ne biramo tri, već</w:t>
+      </w:r>
+      <w:r>
+        <w:t xml:space="preserve"> jednu najbolju i</w:t>
+      </w:r>
+      <w:r>
+        <w:t xml:space="preserve"> četiri</w:t>
+      </w:r>
+      <w:r>
+        <w:t xml:space="preserve"> slučajne</w:t>
+      </w:r>
+      <w:r>
+        <w:t xml:space="preserve"> jedinke, i uvodimo još jedan</w:t>
+      </w:r>
+      <w:r>
+        <w:t xml:space="preserve"> realan</w:t>
+      </w:r>
+      <w:r>
+        <w:t xml:space="preserve"> parametar </w:t>
       </w:r>
       <w:r>
         <w:rPr>
@@ -1374,13 +1398,22 @@
         <w:t>λ</w:t>
       </w:r>
       <w:r>
-        <w:t>. Za dovoljno velike populacije, upotreba dve razlike jedinki može da poboljša diverzitet populacije.</w:t>
-      </w:r>
-      <w:r>
-        <w:t xml:space="preserve"> [6]</w:t>
-      </w:r>
-      <w:r>
-        <w:t xml:space="preserve"> Mutiranje isključivo najbolje jedinke čini algoritam pohlepnim i doprinosi eksploataciji, ali krosover sa tekućom jedinkom ublažava pohlepnost.</w:t>
+        <w:t>. Za dovoljno velike populacije, upotreba dve razlike jedinki može da poboljša diverzitet populacije</w:t>
+      </w:r>
+      <w:r>
+        <w:t xml:space="preserve"> </w:t>
+      </w:r>
+      <w:r>
+        <w:t>[6]</w:t>
+      </w:r>
+      <w:r>
+        <w:t>.</w:t>
+      </w:r>
+      <w:r>
+        <w:t xml:space="preserve"> </w:t>
+      </w:r>
+      <w:r>
+        <w:t>Mutiranje isključivo najbolje jedinke čini algoritam pohlepnim i doprinosi eksploataciji, ali krosover sa tekućom jedinkom ublažava pohlepnost.</w:t>
       </w:r>
     </w:p>
     <w:p>
@@ -6529,11 +6562,77 @@
     </w:p>
     <w:p>
       <w:r>
-        <w:t xml:space="preserve">Na navedenim test funkcijama testirane su implementirane metode DE/rand/1/bin, DE/best/2/bin, SDE i modifikovana SDE2 metoda. Korišćen je uslov zaustavljanja od 2048 iteracija, a parametri su birani eksperimentalno. Za sve test funkcije su korišćeni vektori sa osam dimenzija. Za algoritme </w:t>
+        <w:t xml:space="preserve">Na navedenim test funkcijama testirane su implementirane metode DE/rand/1/bin, DE/best/2/bin, SDE i modifikovana SDE2 metoda. Korišćen je uslov zaustavljanja od 2048 iteracija, a parametri su birani eksperimentalno. Za sve test funkcije su korišćeni </w:t>
+      </w:r>
+      <w:r>
+        <w:t xml:space="preserve">ulazni </w:t>
+      </w:r>
+      <w:r>
+        <w:t>vektori sa osam dimenzija.</w:t>
+      </w:r>
+      <w:r>
+        <w:t xml:space="preserve"> Prikazani </w:t>
       </w:r>
       <w:r>
         <w:lastRenderedPageBreak/>
-        <w:t>diferencijalne evolucije praćene su vrednosti najbolje ocene i raznolikosti populacije po iteracijama. Postignute su sledeće vrednosti.</w:t>
+        <w:t xml:space="preserve">rezultati su postignuti sa populacijama od 160 jedinki. Izabrana je vrednost 0,8 za parametar </w:t>
+      </w:r>
+      <w:r>
+        <w:rPr>
+          <w:rFonts w:cstheme="minorHAnsi"/>
+        </w:rPr>
+        <w:t>ω</w:t>
+      </w:r>
+      <w:r>
+        <w:t xml:space="preserve"> u prikazanim rezultatima za DE/rand/1/bin strategiju, dok je za strategiju DE/best/1/bin izabrana vrednost 0,6 za </w:t>
+      </w:r>
+      <w:r>
+        <w:rPr>
+          <w:rFonts w:cstheme="minorHAnsi"/>
+        </w:rPr>
+        <w:t>λ</w:t>
+      </w:r>
+      <w:r>
+        <w:t xml:space="preserve"> parametar i 0,6 za </w:t>
+      </w:r>
+      <w:r>
+        <w:rPr>
+          <w:rFonts w:cstheme="minorHAnsi"/>
+        </w:rPr>
+        <w:t>ω</w:t>
+      </w:r>
+      <w:r>
+        <w:t xml:space="preserve"> parametar, dok je za krosover parametar </w:t>
+      </w:r>
+      <w:r>
+        <w:rPr>
+          <w:rStyle w:val="Emphasis"/>
+        </w:rPr>
+        <w:t>p</w:t>
+      </w:r>
+      <w:r>
+        <w:t xml:space="preserve"> u oba slučaja izabrana 0,1 vrednost. </w:t>
+      </w:r>
+      <w:r>
+        <w:t>Za algoritme diferencijalne evolucije praćene su vrednosti najbolje ocene i raznolikosti populacije po iteracijama. Postignut</w:t>
+      </w:r>
+      <w:r>
+        <w:t>i</w:t>
+      </w:r>
+      <w:r>
+        <w:t xml:space="preserve"> su sledeć</w:t>
+      </w:r>
+      <w:r>
+        <w:t>i</w:t>
+      </w:r>
+      <w:r>
+        <w:t xml:space="preserve"> </w:t>
+      </w:r>
+      <w:r>
+        <w:t>rezultati</w:t>
+      </w:r>
+      <w:r>
+        <w:t>.</w:t>
       </w:r>
     </w:p>
     <w:p>
@@ -6553,6 +6652,31 @@
         </w:rPr>
         <w:t>Sphere</w:t>
       </w:r>
+    </w:p>
+    <w:p>
+      <w:pPr>
+        <w:pStyle w:val="ListParagraph"/>
+        <w:numPr>
+          <w:ilvl w:val="1"/>
+          <w:numId w:val="3"/>
+        </w:numPr>
+        <w:rPr>
+          <w:lang w:val="en-001"/>
+        </w:rPr>
+      </w:pPr>
+      <w:r>
+        <w:rPr>
+          <w:lang w:val="en-001"/>
+        </w:rPr>
+        <w:t>Evolucija najbolje ocene po generacijama</w:t>
+      </w:r>
+    </w:p>
+    <w:p>
+      <w:pPr>
+        <w:rPr>
+          <w:lang w:val="en-001"/>
+        </w:rPr>
+      </w:pPr>
       <w:r>
         <w:rPr>
           <w:noProof/>
@@ -6607,6 +6731,37 @@
           </wp:inline>
         </w:drawing>
       </w:r>
+    </w:p>
+    <w:p>
+      <w:pPr>
+        <w:pStyle w:val="ListParagraph"/>
+        <w:numPr>
+          <w:ilvl w:val="1"/>
+          <w:numId w:val="3"/>
+        </w:numPr>
+        <w:rPr>
+          <w:lang w:val="en-001"/>
+        </w:rPr>
+      </w:pPr>
+      <w:r>
+        <w:rPr>
+          <w:lang w:val="en-001"/>
+        </w:rPr>
+        <w:t>Evolucija diverziteta populacije po generacija</w:t>
+      </w:r>
+      <w:r>
+        <w:rPr>
+          <w:lang w:val="en-001"/>
+        </w:rPr>
+        <w:t>ma</w:t>
+      </w:r>
+    </w:p>
+    <w:p>
+      <w:pPr>
+        <w:rPr>
+          <w:lang w:val="en-001"/>
+        </w:rPr>
+      </w:pPr>
       <w:r>
         <w:rPr>
           <w:noProof/>
@@ -6680,6 +6835,31 @@
         <w:lastRenderedPageBreak/>
         <w:t>Rosenbrock</w:t>
       </w:r>
+    </w:p>
+    <w:p>
+      <w:pPr>
+        <w:pStyle w:val="ListParagraph"/>
+        <w:numPr>
+          <w:ilvl w:val="1"/>
+          <w:numId w:val="3"/>
+        </w:numPr>
+        <w:rPr>
+          <w:lang w:val="en-001"/>
+        </w:rPr>
+      </w:pPr>
+      <w:r>
+        <w:rPr>
+          <w:lang w:val="en-001"/>
+        </w:rPr>
+        <w:t>Evolucija najbolje ocene po generacijama</w:t>
+      </w:r>
+    </w:p>
+    <w:p>
+      <w:pPr>
+        <w:rPr>
+          <w:lang w:val="en-001"/>
+        </w:rPr>
+      </w:pPr>
       <w:r>
         <w:rPr>
           <w:noProof/>
@@ -6734,6 +6914,37 @@
           </wp:inline>
         </w:drawing>
       </w:r>
+    </w:p>
+    <w:p>
+      <w:pPr>
+        <w:pStyle w:val="ListParagraph"/>
+        <w:numPr>
+          <w:ilvl w:val="1"/>
+          <w:numId w:val="3"/>
+        </w:numPr>
+        <w:rPr>
+          <w:lang w:val="en-001"/>
+        </w:rPr>
+      </w:pPr>
+      <w:r>
+        <w:rPr>
+          <w:lang w:val="en-001"/>
+        </w:rPr>
+        <w:t>Evolucija diverziteta populacije po generacija</w:t>
+      </w:r>
+      <w:r>
+        <w:rPr>
+          <w:lang w:val="en-001"/>
+        </w:rPr>
+        <w:t>ma</w:t>
+      </w:r>
+    </w:p>
+    <w:p>
+      <w:pPr>
+        <w:rPr>
+          <w:lang w:val="en-001"/>
+        </w:rPr>
+      </w:pPr>
       <w:r>
         <w:rPr>
           <w:noProof/>
@@ -6791,6 +7002,19 @@
     </w:p>
     <w:p>
       <w:pPr>
+        <w:rPr>
+          <w:lang w:val="en-001"/>
+        </w:rPr>
+      </w:pPr>
+      <w:r>
+        <w:rPr>
+          <w:lang w:val="en-001"/>
+        </w:rPr>
+        <w:br w:type="page"/>
+      </w:r>
+    </w:p>
+    <w:p>
+      <w:pPr>
         <w:pStyle w:val="ListParagraph"/>
         <w:numPr>
           <w:ilvl w:val="0"/>
@@ -6807,6 +7031,31 @@
         <w:lastRenderedPageBreak/>
         <w:t>Step</w:t>
       </w:r>
+    </w:p>
+    <w:p>
+      <w:pPr>
+        <w:pStyle w:val="ListParagraph"/>
+        <w:numPr>
+          <w:ilvl w:val="1"/>
+          <w:numId w:val="3"/>
+        </w:numPr>
+        <w:rPr>
+          <w:lang w:val="en-001"/>
+        </w:rPr>
+      </w:pPr>
+      <w:r>
+        <w:rPr>
+          <w:lang w:val="en-001"/>
+        </w:rPr>
+        <w:t>Evolucija najbolje ocene po generacijama</w:t>
+      </w:r>
+    </w:p>
+    <w:p>
+      <w:pPr>
+        <w:rPr>
+          <w:lang w:val="en-001"/>
+        </w:rPr>
+      </w:pPr>
       <w:r>
         <w:rPr>
           <w:noProof/>
@@ -6861,6 +7110,39 @@
           </wp:inline>
         </w:drawing>
       </w:r>
+    </w:p>
+    <w:p>
+      <w:pPr>
+        <w:pStyle w:val="ListParagraph"/>
+        <w:numPr>
+          <w:ilvl w:val="1"/>
+          <w:numId w:val="3"/>
+        </w:numPr>
+        <w:rPr>
+          <w:lang w:val="en-001"/>
+        </w:rPr>
+      </w:pPr>
+      <w:r>
+        <w:rPr>
+          <w:lang w:val="en-001"/>
+        </w:rPr>
+        <w:t>Evolucija diverziteta populacije po generacija</w:t>
+      </w:r>
+      <w:r>
+        <w:rPr>
+          <w:lang w:val="en-001"/>
+        </w:rPr>
+        <w:t>ma</w:t>
+      </w:r>
+    </w:p>
+    <w:p>
+      <w:pPr>
+        <w:pStyle w:val="ListParagraph"/>
+        <w:ind w:left="0"/>
+        <w:rPr>
+          <w:lang w:val="en-001"/>
+        </w:rPr>
+      </w:pPr>
       <w:r>
         <w:rPr>
           <w:noProof/>
@@ -6918,6 +7200,19 @@
     </w:p>
     <w:p>
       <w:pPr>
+        <w:rPr>
+          <w:lang w:val="en-001"/>
+        </w:rPr>
+      </w:pPr>
+      <w:r>
+        <w:rPr>
+          <w:lang w:val="en-001"/>
+        </w:rPr>
+        <w:br w:type="page"/>
+      </w:r>
+    </w:p>
+    <w:p>
+      <w:pPr>
         <w:pStyle w:val="ListParagraph"/>
         <w:numPr>
           <w:ilvl w:val="0"/>
@@ -6934,6 +7229,31 @@
         <w:lastRenderedPageBreak/>
         <w:t>Griewank</w:t>
       </w:r>
+    </w:p>
+    <w:p>
+      <w:pPr>
+        <w:pStyle w:val="ListParagraph"/>
+        <w:numPr>
+          <w:ilvl w:val="1"/>
+          <w:numId w:val="3"/>
+        </w:numPr>
+        <w:rPr>
+          <w:lang w:val="en-001"/>
+        </w:rPr>
+      </w:pPr>
+      <w:r>
+        <w:rPr>
+          <w:lang w:val="en-001"/>
+        </w:rPr>
+        <w:t>Evolucija najbolje ocene po generacijama</w:t>
+      </w:r>
+    </w:p>
+    <w:p>
+      <w:pPr>
+        <w:rPr>
+          <w:lang w:val="en-001"/>
+        </w:rPr>
+      </w:pPr>
       <w:r>
         <w:rPr>
           <w:noProof/>
@@ -6988,6 +7308,37 @@
           </wp:inline>
         </w:drawing>
       </w:r>
+    </w:p>
+    <w:p>
+      <w:pPr>
+        <w:pStyle w:val="ListParagraph"/>
+        <w:numPr>
+          <w:ilvl w:val="1"/>
+          <w:numId w:val="3"/>
+        </w:numPr>
+        <w:rPr>
+          <w:lang w:val="en-001"/>
+        </w:rPr>
+      </w:pPr>
+      <w:r>
+        <w:rPr>
+          <w:lang w:val="en-001"/>
+        </w:rPr>
+        <w:t>Evolucija diverziteta populacije po generacija</w:t>
+      </w:r>
+      <w:r>
+        <w:rPr>
+          <w:lang w:val="en-001"/>
+        </w:rPr>
+        <w:t>ma</w:t>
+      </w:r>
+    </w:p>
+    <w:p>
+      <w:pPr>
+        <w:rPr>
+          <w:lang w:val="en-001"/>
+        </w:rPr>
+      </w:pPr>
       <w:r>
         <w:rPr>
           <w:noProof/>
@@ -7045,6 +7396,19 @@
     </w:p>
     <w:p>
       <w:pPr>
+        <w:rPr>
+          <w:lang w:val="en-001"/>
+        </w:rPr>
+      </w:pPr>
+      <w:r>
+        <w:rPr>
+          <w:lang w:val="en-001"/>
+        </w:rPr>
+        <w:br w:type="page"/>
+      </w:r>
+    </w:p>
+    <w:p>
+      <w:pPr>
         <w:pStyle w:val="ListParagraph"/>
         <w:numPr>
           <w:ilvl w:val="0"/>
@@ -7061,6 +7425,31 @@
         <w:lastRenderedPageBreak/>
         <w:t>Styblinski-Tang</w:t>
       </w:r>
+    </w:p>
+    <w:p>
+      <w:pPr>
+        <w:pStyle w:val="ListParagraph"/>
+        <w:numPr>
+          <w:ilvl w:val="1"/>
+          <w:numId w:val="3"/>
+        </w:numPr>
+        <w:rPr>
+          <w:lang w:val="en-001"/>
+        </w:rPr>
+      </w:pPr>
+      <w:r>
+        <w:rPr>
+          <w:lang w:val="en-001"/>
+        </w:rPr>
+        <w:t>Evolucija najbolje ocene po generacijama</w:t>
+      </w:r>
+    </w:p>
+    <w:p>
+      <w:pPr>
+        <w:rPr>
+          <w:lang w:val="en-001"/>
+        </w:rPr>
+      </w:pPr>
       <w:r>
         <w:rPr>
           <w:noProof/>
@@ -7115,6 +7504,37 @@
           </wp:inline>
         </w:drawing>
       </w:r>
+    </w:p>
+    <w:p>
+      <w:pPr>
+        <w:pStyle w:val="ListParagraph"/>
+        <w:numPr>
+          <w:ilvl w:val="1"/>
+          <w:numId w:val="3"/>
+        </w:numPr>
+        <w:rPr>
+          <w:lang w:val="en-001"/>
+        </w:rPr>
+      </w:pPr>
+      <w:r>
+        <w:rPr>
+          <w:lang w:val="en-001"/>
+        </w:rPr>
+        <w:t>Evolucija diverziteta populacije po generacija</w:t>
+      </w:r>
+      <w:r>
+        <w:rPr>
+          <w:lang w:val="en-001"/>
+        </w:rPr>
+        <w:t>ma</w:t>
+      </w:r>
+    </w:p>
+    <w:p>
+      <w:pPr>
+        <w:rPr>
+          <w:lang w:val="en-001"/>
+        </w:rPr>
+      </w:pPr>
       <w:r>
         <w:rPr>
           <w:noProof/>
@@ -7172,6 +7592,19 @@
     </w:p>
     <w:p>
       <w:pPr>
+        <w:rPr>
+          <w:lang w:val="en-001"/>
+        </w:rPr>
+      </w:pPr>
+      <w:r>
+        <w:rPr>
+          <w:lang w:val="en-001"/>
+        </w:rPr>
+        <w:br w:type="page"/>
+      </w:r>
+    </w:p>
+    <w:p>
+      <w:pPr>
         <w:pStyle w:val="ListParagraph"/>
         <w:numPr>
           <w:ilvl w:val="0"/>
@@ -7188,6 +7621,31 @@
         <w:lastRenderedPageBreak/>
         <w:t>Shekel</w:t>
       </w:r>
+    </w:p>
+    <w:p>
+      <w:pPr>
+        <w:pStyle w:val="ListParagraph"/>
+        <w:numPr>
+          <w:ilvl w:val="1"/>
+          <w:numId w:val="3"/>
+        </w:numPr>
+        <w:rPr>
+          <w:lang w:val="en-001"/>
+        </w:rPr>
+      </w:pPr>
+      <w:r>
+        <w:rPr>
+          <w:lang w:val="en-001"/>
+        </w:rPr>
+        <w:t>Evolucija najbolje ocene po generacijama</w:t>
+      </w:r>
+    </w:p>
+    <w:p>
+      <w:pPr>
+        <w:rPr>
+          <w:lang w:val="en-001"/>
+        </w:rPr>
+      </w:pPr>
       <w:r>
         <w:rPr>
           <w:noProof/>
@@ -7242,6 +7700,37 @@
           </wp:inline>
         </w:drawing>
       </w:r>
+    </w:p>
+    <w:p>
+      <w:pPr>
+        <w:pStyle w:val="ListParagraph"/>
+        <w:numPr>
+          <w:ilvl w:val="1"/>
+          <w:numId w:val="3"/>
+        </w:numPr>
+        <w:rPr>
+          <w:lang w:val="en-001"/>
+        </w:rPr>
+      </w:pPr>
+      <w:r>
+        <w:rPr>
+          <w:lang w:val="en-001"/>
+        </w:rPr>
+        <w:t>Evolucija diverziteta populacije po generacija</w:t>
+      </w:r>
+      <w:r>
+        <w:rPr>
+          <w:lang w:val="en-001"/>
+        </w:rPr>
+        <w:t>ma</w:t>
+      </w:r>
+    </w:p>
+    <w:p>
+      <w:pPr>
+        <w:rPr>
+          <w:lang w:val="en-001"/>
+        </w:rPr>
+      </w:pPr>
       <w:r>
         <w:rPr>
           <w:noProof/>
@@ -7299,6 +7788,19 @@
     </w:p>
     <w:p>
       <w:pPr>
+        <w:rPr>
+          <w:lang w:val="en-001"/>
+        </w:rPr>
+      </w:pPr>
+      <w:r>
+        <w:rPr>
+          <w:lang w:val="en-001"/>
+        </w:rPr>
+        <w:br w:type="page"/>
+      </w:r>
+    </w:p>
+    <w:p>
+      <w:pPr>
         <w:pStyle w:val="ListParagraph"/>
         <w:numPr>
           <w:ilvl w:val="0"/>
@@ -7315,6 +7817,31 @@
         <w:lastRenderedPageBreak/>
         <w:t>Rastrigin</w:t>
       </w:r>
+    </w:p>
+    <w:p>
+      <w:pPr>
+        <w:pStyle w:val="ListParagraph"/>
+        <w:numPr>
+          <w:ilvl w:val="1"/>
+          <w:numId w:val="3"/>
+        </w:numPr>
+        <w:rPr>
+          <w:lang w:val="en-001"/>
+        </w:rPr>
+      </w:pPr>
+      <w:r>
+        <w:rPr>
+          <w:lang w:val="en-001"/>
+        </w:rPr>
+        <w:t>Evolucija najbolje ocene po generacijama</w:t>
+      </w:r>
+    </w:p>
+    <w:p>
+      <w:pPr>
+        <w:rPr>
+          <w:lang w:val="en-001"/>
+        </w:rPr>
+      </w:pPr>
       <w:r>
         <w:rPr>
           <w:noProof/>
@@ -7369,6 +7896,37 @@
           </wp:inline>
         </w:drawing>
       </w:r>
+    </w:p>
+    <w:p>
+      <w:pPr>
+        <w:pStyle w:val="ListParagraph"/>
+        <w:numPr>
+          <w:ilvl w:val="1"/>
+          <w:numId w:val="3"/>
+        </w:numPr>
+        <w:rPr>
+          <w:lang w:val="en-001"/>
+        </w:rPr>
+      </w:pPr>
+      <w:r>
+        <w:rPr>
+          <w:lang w:val="en-001"/>
+        </w:rPr>
+        <w:t>Evolucija diverziteta populacije po generacija</w:t>
+      </w:r>
+      <w:r>
+        <w:rPr>
+          <w:lang w:val="en-001"/>
+        </w:rPr>
+        <w:t>ma</w:t>
+      </w:r>
+    </w:p>
+    <w:p>
+      <w:pPr>
+        <w:rPr>
+          <w:lang w:val="en-001"/>
+        </w:rPr>
+      </w:pPr>
       <w:r>
         <w:rPr>
           <w:noProof/>
@@ -7426,6 +7984,19 @@
     </w:p>
     <w:p>
       <w:pPr>
+        <w:rPr>
+          <w:lang w:val="en-001"/>
+        </w:rPr>
+      </w:pPr>
+      <w:r>
+        <w:rPr>
+          <w:lang w:val="en-001"/>
+        </w:rPr>
+        <w:br w:type="page"/>
+      </w:r>
+    </w:p>
+    <w:p>
+      <w:pPr>
         <w:pStyle w:val="ListParagraph"/>
         <w:numPr>
           <w:ilvl w:val="0"/>
@@ -7442,6 +8013,31 @@
         <w:lastRenderedPageBreak/>
         <w:t>Ackley</w:t>
       </w:r>
+    </w:p>
+    <w:p>
+      <w:pPr>
+        <w:pStyle w:val="ListParagraph"/>
+        <w:numPr>
+          <w:ilvl w:val="1"/>
+          <w:numId w:val="3"/>
+        </w:numPr>
+        <w:rPr>
+          <w:lang w:val="en-001"/>
+        </w:rPr>
+      </w:pPr>
+      <w:r>
+        <w:rPr>
+          <w:lang w:val="en-001"/>
+        </w:rPr>
+        <w:t>Evolucija najbolje ocene po generacijama</w:t>
+      </w:r>
+    </w:p>
+    <w:p>
+      <w:pPr>
+        <w:rPr>
+          <w:lang w:val="en-001"/>
+        </w:rPr>
+      </w:pPr>
       <w:r>
         <w:rPr>
           <w:noProof/>
@@ -7496,6 +8092,37 @@
           </wp:inline>
         </w:drawing>
       </w:r>
+    </w:p>
+    <w:p>
+      <w:pPr>
+        <w:pStyle w:val="ListParagraph"/>
+        <w:numPr>
+          <w:ilvl w:val="1"/>
+          <w:numId w:val="3"/>
+        </w:numPr>
+        <w:rPr>
+          <w:lang w:val="en-001"/>
+        </w:rPr>
+      </w:pPr>
+      <w:r>
+        <w:rPr>
+          <w:lang w:val="en-001"/>
+        </w:rPr>
+        <w:t>Evolucija diverziteta populacije po generacija</w:t>
+      </w:r>
+      <w:r>
+        <w:rPr>
+          <w:lang w:val="en-001"/>
+        </w:rPr>
+        <w:t>ma</w:t>
+      </w:r>
+    </w:p>
+    <w:p>
+      <w:pPr>
+        <w:rPr>
+          <w:lang w:val="en-001"/>
+        </w:rPr>
+      </w:pPr>
       <w:r>
         <w:rPr>
           <w:noProof/>
@@ -7553,6 +8180,19 @@
     </w:p>
     <w:p>
       <w:pPr>
+        <w:rPr>
+          <w:lang w:val="en-001"/>
+        </w:rPr>
+      </w:pPr>
+      <w:r>
+        <w:rPr>
+          <w:lang w:val="en-001"/>
+        </w:rPr>
+        <w:br w:type="page"/>
+      </w:r>
+    </w:p>
+    <w:p>
+      <w:pPr>
         <w:pStyle w:val="ListParagraph"/>
         <w:numPr>
           <w:ilvl w:val="0"/>
@@ -7569,6 +8209,31 @@
         <w:lastRenderedPageBreak/>
         <w:t>Rotated Elipsoid</w:t>
       </w:r>
+    </w:p>
+    <w:p>
+      <w:pPr>
+        <w:pStyle w:val="ListParagraph"/>
+        <w:numPr>
+          <w:ilvl w:val="1"/>
+          <w:numId w:val="3"/>
+        </w:numPr>
+        <w:rPr>
+          <w:lang w:val="en-001"/>
+        </w:rPr>
+      </w:pPr>
+      <w:r>
+        <w:rPr>
+          <w:lang w:val="en-001"/>
+        </w:rPr>
+        <w:t>Evolucija najbolje ocene po generacijama</w:t>
+      </w:r>
+    </w:p>
+    <w:p>
+      <w:pPr>
+        <w:rPr>
+          <w:lang w:val="en-001"/>
+        </w:rPr>
+      </w:pPr>
       <w:r>
         <w:rPr>
           <w:noProof/>
@@ -7623,6 +8288,37 @@
           </wp:inline>
         </w:drawing>
       </w:r>
+    </w:p>
+    <w:p>
+      <w:pPr>
+        <w:pStyle w:val="ListParagraph"/>
+        <w:numPr>
+          <w:ilvl w:val="1"/>
+          <w:numId w:val="3"/>
+        </w:numPr>
+        <w:rPr>
+          <w:lang w:val="en-001"/>
+        </w:rPr>
+      </w:pPr>
+      <w:r>
+        <w:rPr>
+          <w:lang w:val="en-001"/>
+        </w:rPr>
+        <w:t>Evolucija diverziteta populacije po generacija</w:t>
+      </w:r>
+      <w:r>
+        <w:rPr>
+          <w:lang w:val="en-001"/>
+        </w:rPr>
+        <w:t>ma</w:t>
+      </w:r>
+    </w:p>
+    <w:p>
+      <w:pPr>
+        <w:rPr>
+          <w:lang w:val="en-001"/>
+        </w:rPr>
+      </w:pPr>
       <w:r>
         <w:rPr>
           <w:noProof/>
@@ -7680,6 +8376,19 @@
     </w:p>
     <w:p>
       <w:pPr>
+        <w:rPr>
+          <w:lang w:val="en-001"/>
+        </w:rPr>
+      </w:pPr>
+      <w:r>
+        <w:rPr>
+          <w:lang w:val="en-001"/>
+        </w:rPr>
+        <w:br w:type="page"/>
+      </w:r>
+    </w:p>
+    <w:p>
+      <w:pPr>
         <w:pStyle w:val="ListParagraph"/>
         <w:numPr>
           <w:ilvl w:val="0"/>
@@ -7714,6 +8423,31 @@
         </w:rPr>
         <w:t>Bump</w:t>
       </w:r>
+    </w:p>
+    <w:p>
+      <w:pPr>
+        <w:pStyle w:val="ListParagraph"/>
+        <w:numPr>
+          <w:ilvl w:val="1"/>
+          <w:numId w:val="3"/>
+        </w:numPr>
+        <w:rPr>
+          <w:lang w:val="en-001"/>
+        </w:rPr>
+      </w:pPr>
+      <w:r>
+        <w:rPr>
+          <w:lang w:val="en-001"/>
+        </w:rPr>
+        <w:t>Evolucija najbolje ocene po generacijama</w:t>
+      </w:r>
+    </w:p>
+    <w:p>
+      <w:pPr>
+        <w:rPr>
+          <w:lang w:val="en-001"/>
+        </w:rPr>
+      </w:pPr>
       <w:r>
         <w:rPr>
           <w:noProof/>
@@ -7768,6 +8502,37 @@
           </wp:inline>
         </w:drawing>
       </w:r>
+    </w:p>
+    <w:p>
+      <w:pPr>
+        <w:pStyle w:val="ListParagraph"/>
+        <w:numPr>
+          <w:ilvl w:val="1"/>
+          <w:numId w:val="3"/>
+        </w:numPr>
+        <w:rPr>
+          <w:lang w:val="en-001"/>
+        </w:rPr>
+      </w:pPr>
+      <w:r>
+        <w:rPr>
+          <w:lang w:val="en-001"/>
+        </w:rPr>
+        <w:t>Evolucija diverziteta populacije po generacija</w:t>
+      </w:r>
+      <w:r>
+        <w:rPr>
+          <w:lang w:val="en-001"/>
+        </w:rPr>
+        <w:t>ma</w:t>
+      </w:r>
+    </w:p>
+    <w:p>
+      <w:pPr>
+        <w:rPr>
+          <w:lang w:val="en-001"/>
+        </w:rPr>
+      </w:pPr>
       <w:r>
         <w:rPr>
           <w:noProof/>
@@ -7838,6 +8603,15 @@
       </w:r>
     </w:p>
     <w:p>
+      <w:r>
+        <w:lastRenderedPageBreak/>
+        <w:t>Pored primene implementiranih algoritama diferencijalne evolucije, radi poređenja, za pronalaženje minimuma izabranih primenjene su metoda minimize iz biblioteke scipy.optimize i metoda lattice iz biblioteke mystic.</w:t>
+      </w:r>
+      <w:r>
+        <w:t xml:space="preserve"> Obe metode su pokrenute sa podrazumevanim parametrima, uz postavljanje ograničenja 2048 za maksimalni broj iteracija.</w:t>
+      </w:r>
+    </w:p>
+    <w:p>
       <w:pPr>
         <w:pStyle w:val="Heading1"/>
         <w:numPr>
@@ -7857,8 +8631,23 @@
           <w:sz w:val="22"/>
           <w:szCs w:val="22"/>
         </w:rPr>
-        <w:lastRenderedPageBreak/>
-        <w:t>Poređenje performansi algorit</w:t>
+        <w:t xml:space="preserve">Poređenje </w:t>
+      </w:r>
+      <w:r>
+        <w:rPr>
+          <w:rFonts w:ascii="Calibri" w:eastAsia="Calibri" w:hAnsi="Calibri" w:cs="Calibri"/>
+          <w:sz w:val="22"/>
+          <w:szCs w:val="22"/>
+        </w:rPr>
+        <w:t>rezultata minimizacije</w:t>
+      </w:r>
+      <w:r>
+        <w:rPr>
+          <w:rFonts w:ascii="Calibri" w:eastAsia="Calibri" w:hAnsi="Calibri" w:cs="Calibri"/>
+          <w:sz w:val="22"/>
+          <w:szCs w:val="22"/>
+        </w:rPr>
+        <w:t xml:space="preserve"> algorit</w:t>
       </w:r>
       <w:r>
         <w:rPr>
@@ -10021,12 +10810,19 @@
         <w:rPr>
           <w:rFonts w:ascii="Calibri" w:eastAsia="Calibri" w:hAnsi="Calibri" w:cs="Calibri"/>
         </w:rPr>
-        <w:t xml:space="preserve"> može efikasno da rešava probleme sa asimetričnim dolinama i nenelinearnostima. Ovi rezultati su u skladu sa teorijskim predviđanjima o </w:t>
+        <w:t xml:space="preserve"> može efikasno da rešava probleme sa asimetričnim </w:t>
       </w:r>
       <w:r>
         <w:rPr>
           <w:rFonts w:ascii="Calibri" w:eastAsia="Calibri" w:hAnsi="Calibri" w:cs="Calibri"/>
         </w:rPr>
+        <w:lastRenderedPageBreak/>
+        <w:t xml:space="preserve">dolinama i nenelinearnostima. Ovi rezultati su u skladu sa teorijskim predviđanjima o </w:t>
+      </w:r>
+      <w:r>
+        <w:rPr>
+          <w:rFonts w:ascii="Calibri" w:eastAsia="Calibri" w:hAnsi="Calibri" w:cs="Calibri"/>
+        </w:rPr>
         <w:t>mogućnostima</w:t>
       </w:r>
       <w:r>
@@ -10101,14 +10897,7 @@
         <w:rPr>
           <w:rFonts w:ascii="Calibri" w:eastAsia="Calibri" w:hAnsi="Calibri" w:cs="Calibri"/>
         </w:rPr>
-        <w:t xml:space="preserve"> varijante </w:t>
-      </w:r>
-      <w:r>
-        <w:rPr>
-          <w:rFonts w:ascii="Calibri" w:eastAsia="Calibri" w:hAnsi="Calibri" w:cs="Calibri"/>
-        </w:rPr>
-        <w:lastRenderedPageBreak/>
-        <w:t xml:space="preserve">pokazuju obećavajuće rezultate, iako </w:t>
+        <w:t xml:space="preserve"> varijante pokazuju obećavajuće rezultate, iako </w:t>
       </w:r>
       <w:r>
         <w:t>su potrebna dodatna istraživanja za njihovo dalje unapređivanje</w:t>
@@ -10341,7 +11130,7 @@
   <w:abstractNum w:abstractNumId="1" w15:restartNumberingAfterBreak="0">
     <w:nsid w:val="23662F37"/>
     <w:multiLevelType w:val="hybridMultilevel"/>
-    <w:tmpl w:val="3C06330A"/>
+    <w:tmpl w:val="B1CA20F8"/>
     <w:lvl w:ilvl="0" w:tplc="0C000001">
       <w:start w:val="1"/>
       <w:numFmt w:val="bullet"/>
@@ -10354,7 +11143,7 @@
         <w:rFonts w:ascii="Symbol" w:hAnsi="Symbol" w:hint="default"/>
       </w:rPr>
     </w:lvl>
-    <w:lvl w:ilvl="1" w:tplc="0C000003" w:tentative="1">
+    <w:lvl w:ilvl="1" w:tplc="0C000003">
       <w:start w:val="1"/>
       <w:numFmt w:val="bullet"/>
       <w:lvlText w:val="o"/>
@@ -10366,7 +11155,7 @@
         <w:rFonts w:ascii="Courier New" w:hAnsi="Courier New" w:cs="Courier New" w:hint="default"/>
       </w:rPr>
     </w:lvl>
-    <w:lvl w:ilvl="2" w:tplc="0C000005" w:tentative="1">
+    <w:lvl w:ilvl="2" w:tplc="0C000005">
       <w:start w:val="1"/>
       <w:numFmt w:val="bullet"/>
       <w:lvlText w:val=""/>

--- a/docs/de_documentation.docx
+++ b/docs/de_documentation.docx
@@ -1401,10 +1401,7 @@
         <w:t>. Za dovoljno velike populacije, upotreba dve razlike jedinki može da poboljša diverzitet populacije</w:t>
       </w:r>
       <w:r>
-        <w:t xml:space="preserve"> </w:t>
-      </w:r>
-      <w:r>
-        <w:t>[6]</w:t>
+        <w:t xml:space="preserve"> [6]</w:t>
       </w:r>
       <w:r>
         <w:t>.</w:t>
@@ -10848,81 +10845,88 @@
       <w:pPr>
         <w:spacing w:before="240" w:after="240"/>
         <w:rPr>
-          <w:lang w:val="en-US"/>
-        </w:rPr>
-      </w:pPr>
-      <w:r>
-        <w:rPr>
-          <w:rFonts w:ascii="Calibri" w:eastAsia="Calibri" w:hAnsi="Calibri" w:cs="Calibri"/>
-        </w:rPr>
-        <w:t>Sve u svemu</w:t>
-      </w:r>
-      <w:r>
-        <w:rPr>
-          <w:rFonts w:ascii="Calibri" w:eastAsia="Calibri" w:hAnsi="Calibri" w:cs="Calibri"/>
-        </w:rPr>
-        <w:t xml:space="preserve">, </w:t>
-      </w:r>
-      <w:r>
-        <w:rPr>
-          <w:rFonts w:ascii="Calibri" w:eastAsia="Calibri" w:hAnsi="Calibri" w:cs="Calibri"/>
-        </w:rPr>
-        <w:t>protvrđeno je</w:t>
-      </w:r>
-      <w:r>
-        <w:rPr>
-          <w:rFonts w:ascii="Calibri" w:eastAsia="Calibri" w:hAnsi="Calibri" w:cs="Calibri"/>
-        </w:rPr>
-        <w:t xml:space="preserve"> da je </w:t>
-      </w:r>
-      <w:r>
-        <w:rPr>
-          <w:rFonts w:ascii="Calibri" w:eastAsia="Calibri" w:hAnsi="Calibri" w:cs="Calibri"/>
-        </w:rPr>
-        <w:t>diferencijalna evolucija</w:t>
-      </w:r>
-      <w:r>
-        <w:rPr>
-          <w:rFonts w:ascii="Calibri" w:eastAsia="Calibri" w:hAnsi="Calibri" w:cs="Calibri"/>
-        </w:rPr>
-        <w:t xml:space="preserve"> robustan i efikasan algoritam za globalnu optimizaciju, posebno za probleme sa neprekidnim prostorom pretrage. </w:t>
-      </w:r>
-      <w:r>
-        <w:rPr>
-          <w:rFonts w:ascii="Calibri" w:eastAsia="Calibri" w:hAnsi="Calibri" w:cs="Calibri"/>
-        </w:rPr>
-        <w:t>Samoadaptivne</w:t>
-      </w:r>
-      <w:r>
-        <w:rPr>
-          <w:rFonts w:ascii="Calibri" w:eastAsia="Calibri" w:hAnsi="Calibri" w:cs="Calibri"/>
-        </w:rPr>
-        <w:t xml:space="preserve"> varijante pokazuju obećavajuće rezultate, iako </w:t>
-      </w:r>
-      <w:r>
-        <w:t>su potrebna dodatna istraživanja za njihovo dalje unapređivanje</w:t>
-      </w:r>
-      <w:r>
-        <w:rPr>
-          <w:rFonts w:ascii="Calibri" w:eastAsia="Calibri" w:hAnsi="Calibri" w:cs="Calibri"/>
-        </w:rPr>
-        <w:t>.</w:t>
-      </w:r>
-      <w:r>
-        <w:rPr>
-          <w:rFonts w:ascii="Calibri" w:eastAsia="Calibri" w:hAnsi="Calibri" w:cs="Calibri"/>
-        </w:rPr>
-        <w:t xml:space="preserve"> </w:t>
-      </w:r>
-      <w:r>
-        <w:rPr>
           <w:rFonts w:ascii="Calibri" w:eastAsia="Calibri" w:hAnsi="Calibri" w:cs="Calibri"/>
           <w:lang w:val="en-US"/>
         </w:rPr>
+      </w:pPr>
+      <w:r>
+        <w:rPr>
+          <w:rFonts w:ascii="Calibri" w:eastAsia="Calibri" w:hAnsi="Calibri" w:cs="Calibri"/>
+        </w:rPr>
+        <w:t>Sve u svemu</w:t>
+      </w:r>
+      <w:r>
+        <w:rPr>
+          <w:rFonts w:ascii="Calibri" w:eastAsia="Calibri" w:hAnsi="Calibri" w:cs="Calibri"/>
+        </w:rPr>
+        <w:t xml:space="preserve">, </w:t>
+      </w:r>
+      <w:r>
+        <w:rPr>
+          <w:rFonts w:ascii="Calibri" w:eastAsia="Calibri" w:hAnsi="Calibri" w:cs="Calibri"/>
+        </w:rPr>
+        <w:t>protvrđeno je</w:t>
+      </w:r>
+      <w:r>
+        <w:rPr>
+          <w:rFonts w:ascii="Calibri" w:eastAsia="Calibri" w:hAnsi="Calibri" w:cs="Calibri"/>
+        </w:rPr>
+        <w:t xml:space="preserve"> da je </w:t>
+      </w:r>
+      <w:r>
+        <w:rPr>
+          <w:rFonts w:ascii="Calibri" w:eastAsia="Calibri" w:hAnsi="Calibri" w:cs="Calibri"/>
+        </w:rPr>
+        <w:t>diferencijalna evolucija</w:t>
+      </w:r>
+      <w:r>
+        <w:rPr>
+          <w:rFonts w:ascii="Calibri" w:eastAsia="Calibri" w:hAnsi="Calibri" w:cs="Calibri"/>
+        </w:rPr>
+        <w:t xml:space="preserve"> robustan i efikasan algoritam za globalnu optimizaciju, posebno za probleme sa neprekidnim prostorom pretrage. </w:t>
+      </w:r>
+      <w:r>
+        <w:rPr>
+          <w:rFonts w:ascii="Calibri" w:eastAsia="Calibri" w:hAnsi="Calibri" w:cs="Calibri"/>
+        </w:rPr>
+        <w:t>Samoadaptivne</w:t>
+      </w:r>
+      <w:r>
+        <w:rPr>
+          <w:rFonts w:ascii="Calibri" w:eastAsia="Calibri" w:hAnsi="Calibri" w:cs="Calibri"/>
+        </w:rPr>
+        <w:t xml:space="preserve"> varijante pokazuju obećavajuće rezultate, iako </w:t>
+      </w:r>
+      <w:r>
+        <w:t>su potrebna dodatna istraživanja za njihovo dalje unapređivanje</w:t>
+      </w:r>
+      <w:r>
+        <w:rPr>
+          <w:rFonts w:ascii="Calibri" w:eastAsia="Calibri" w:hAnsi="Calibri" w:cs="Calibri"/>
+        </w:rPr>
+        <w:t>.</w:t>
+      </w:r>
+      <w:r>
+        <w:rPr>
+          <w:rFonts w:ascii="Calibri" w:eastAsia="Calibri" w:hAnsi="Calibri" w:cs="Calibri"/>
+        </w:rPr>
+        <w:t xml:space="preserve"> </w:t>
+      </w:r>
+      <w:r>
+        <w:rPr>
+          <w:rFonts w:ascii="Calibri" w:eastAsia="Calibri" w:hAnsi="Calibri" w:cs="Calibri"/>
+          <w:lang w:val="en-US"/>
+        </w:rPr>
         <w:t>[9]</w:t>
       </w:r>
     </w:p>
     <w:p>
+      <w:pPr>
+        <w:pStyle w:val="Heading1"/>
+        <w:rPr>
+          <w:lang w:val="en-US"/>
+        </w:rPr>
+      </w:pPr>
       <w:r>
         <w:t>Reference</w:t>
       </w:r>
